--- a/bank/task_06/variant_25.docx
+++ b/bank/task_06/variant_25.docx
@@ -4,19 +4,17 @@
   <w:body>
     <w:p>
       <w:pPr>
-        <w:spacing w:before="100" w:beforeAutospacing="1" w:after="0" w:line="240" w:lineRule="auto"/>
+        <w:spacing w:beforeAutospacing="1"/>
         <w:rPr>
-          <w:rFonts w:ascii="Cambria Math" w:eastAsia="Times New Roman" w:hAnsi="Cambria Math" w:cs="Segoe UI"/>
-          <w:sz w:val="24"/>
+          <w:rFonts w:eastAsia="Times New Roman"/>
           <w:szCs w:val="28"/>
           <w:lang w:eastAsia="ru-RU"/>
         </w:rPr>
       </w:pPr>
       <w:r>
         <w:rPr>
-          <w:rFonts w:ascii="Cambria Math" w:eastAsia="Times New Roman" w:hAnsi="Cambria Math" w:cs="Segoe UI"/>
+          <w:rFonts w:eastAsia="Times New Roman"/>
           <w:bCs/>
-          <w:sz w:val="24"/>
           <w:szCs w:val="28"/>
           <w:lang w:eastAsia="ru-RU"/>
         </w:rPr>
@@ -24,8 +22,7 @@
       </w:r>
       <w:r>
         <w:rPr>
-          <w:rFonts w:ascii="Cambria Math" w:eastAsia="Times New Roman" w:hAnsi="Cambria Math" w:cs="Segoe UI"/>
-          <w:sz w:val="24"/>
+          <w:rFonts w:eastAsia="Times New Roman"/>
           <w:szCs w:val="28"/>
           <w:lang w:eastAsia="ru-RU"/>
         </w:rPr>
@@ -33,8 +30,7 @@
       </w:r>
       <w:r>
         <w:rPr>
-          <w:rFonts w:ascii="Cambria Math" w:eastAsia="Times New Roman" w:hAnsi="Cambria Math" w:cs="Segoe UI"/>
-          <w:sz w:val="24"/>
+          <w:rFonts w:eastAsia="Times New Roman"/>
           <w:szCs w:val="28"/>
           <w:lang w:eastAsia="ru-RU"/>
         </w:rPr>
@@ -42,8 +38,7 @@
       </w:r>
       <w:r>
         <w:rPr>
-          <w:rFonts w:ascii="Cambria Math" w:eastAsia="Times New Roman" w:hAnsi="Cambria Math" w:cs="Segoe UI"/>
-          <w:sz w:val="24"/>
+          <w:rFonts w:eastAsia="Times New Roman"/>
           <w:szCs w:val="28"/>
           <w:lang w:eastAsia="ru-RU"/>
         </w:rPr>
@@ -53,24 +48,42 @@
     </w:p>
     <w:p>
       <w:pPr>
-        <w:spacing w:before="240" w:after="0" w:line="240" w:lineRule="auto"/>
+        <w:spacing w:beforeAutospacing="1"/>
+        <w:ind w:left="426" w:right="4677"/>
+        <w:jc w:val="center"/>
         <w:rPr>
-          <w:rFonts w:ascii="Cambria Math" w:eastAsia="Times New Roman" w:hAnsi="Cambria Math" w:cs="Segoe UI"/>
-          <w:sz w:val="24"/>
+          <w:rFonts w:eastAsia="Times New Roman"/>
           <w:szCs w:val="28"/>
           <w:lang w:eastAsia="ru-RU"/>
         </w:rPr>
       </w:pPr>
       <w:r>
         <w:rPr>
+          <w:rFonts w:eastAsia="Times New Roman"/>
+          <w:szCs w:val="28"/>
+          <w:lang w:eastAsia="ru-RU"/>
+        </w:rPr>
+        <w:t>А                                  Б                             В</w:t>
+      </w:r>
+    </w:p>
+    <w:p>
+      <w:pPr>
+        <w:jc w:val="left"/>
+        <w:rPr>
+          <w:rFonts w:eastAsia="Times New Roman"/>
+          <w:szCs w:val="28"/>
+          <w:lang w:eastAsia="ru-RU"/>
+        </w:rPr>
+      </w:pPr>
+      <w:r>
+        <w:rPr>
           <w:noProof/>
-          <w:sz w:val="24"/>
         </w:rPr>
         <w:drawing>
-          <wp:inline distT="0" distB="0" distL="0" distR="0" wp14:anchorId="21E48828" wp14:editId="574826E5">
-            <wp:extent cx="5940425" cy="1367155"/>
-            <wp:effectExtent l="0" t="0" r="3175" b="4445"/>
-            <wp:docPr id="28" name="Рисунок 28"/>
+          <wp:inline distT="0" distB="0" distL="0" distR="0" wp14:anchorId="0D2899F3" wp14:editId="69A6AB55">
+            <wp:extent cx="3600000" cy="1409524"/>
+            <wp:effectExtent l="0" t="0" r="635" b="635"/>
+            <wp:docPr id="1" name="Рисунок 1"/>
             <wp:cNvGraphicFramePr>
               <a:graphicFrameLocks xmlns:a="http://schemas.openxmlformats.org/drawingml/2006/main" noChangeAspect="1"/>
             </wp:cNvGraphicFramePr>
@@ -90,7 +103,7 @@
                   <pic:spPr>
                     <a:xfrm>
                       <a:off x="0" y="0"/>
-                      <a:ext cx="5940425" cy="1367155"/>
+                      <a:ext cx="3600000" cy="1409524"/>
                     </a:xfrm>
                     <a:prstGeom prst="rect">
                       <a:avLst/>
@@ -104,8 +117,7 @@
       </w:r>
       <w:r>
         <w:rPr>
-          <w:rFonts w:ascii="Cambria Math" w:eastAsia="Times New Roman" w:hAnsi="Cambria Math" w:cs="Segoe UI"/>
-          <w:sz w:val="24"/>
+          <w:rFonts w:eastAsia="Times New Roman"/>
           <w:szCs w:val="28"/>
           <w:lang w:eastAsia="ru-RU"/>
         </w:rPr>
@@ -119,10 +131,32 @@
           <w:ilvl w:val="0"/>
           <w:numId w:val="1"/>
         </w:numPr>
-        <w:spacing w:before="100" w:beforeAutospacing="1" w:after="0" w:line="240" w:lineRule="auto"/>
+        <w:spacing w:before="100" w:beforeAutospacing="1"/>
+        <w:ind w:firstLine="0"/>
         <w:rPr>
-          <w:rFonts w:ascii="Cambria Math" w:eastAsia="Times New Roman" w:hAnsi="Cambria Math" w:cs="Segoe UI"/>
-          <w:sz w:val="24"/>
+          <w:rFonts w:ascii="Cambria Math" w:eastAsia="Times New Roman" w:hAnsi="Cambria Math"/>
+          <w:szCs w:val="28"/>
+          <w:lang w:eastAsia="ru-RU"/>
+          <w:oMath/>
+        </w:rPr>
+        <w:sectPr>
+          <w:pgSz w:w="11906" w:h="16838"/>
+          <w:pgMar w:top="850" w:right="850" w:bottom="850" w:left="850" w:header="708" w:footer="708" w:gutter="0"/>
+          <w:cols w:space="708"/>
+          <w:docGrid w:linePitch="360"/>
+        </w:sectPr>
+      </w:pPr>
+    </w:p>
+    <w:p>
+      <w:pPr>
+        <w:numPr>
+          <w:ilvl w:val="0"/>
+          <w:numId w:val="1"/>
+        </w:numPr>
+        <w:spacing w:before="100" w:beforeAutospacing="1"/>
+        <w:ind w:firstLine="0"/>
+        <w:rPr>
+          <w:rFonts w:eastAsia="Times New Roman"/>
           <w:szCs w:val="28"/>
           <w:lang w:eastAsia="ru-RU"/>
         </w:rPr>
@@ -130,8 +164,7 @@
       <m:oMath>
         <m:r>
           <w:rPr>
-            <w:rFonts w:ascii="Cambria Math" w:eastAsia="Times New Roman" w:hAnsi="Cambria Math" w:cs="Segoe UI"/>
-            <w:sz w:val="24"/>
+            <w:rFonts w:ascii="Cambria Math" w:eastAsia="Times New Roman" w:hAnsi="Cambria Math"/>
             <w:szCs w:val="28"/>
             <w:lang w:eastAsia="ru-RU"/>
           </w:rPr>
@@ -141,9 +174,8 @@
           <m:sSupPr>
             <m:ctrlPr>
               <w:rPr>
-                <w:rFonts w:ascii="Cambria Math" w:eastAsia="Times New Roman" w:hAnsi="Cambria Math" w:cs="Segoe UI"/>
+                <w:rFonts w:ascii="Cambria Math" w:eastAsia="Times New Roman" w:hAnsi="Cambria Math"/>
                 <w:i/>
-                <w:sz w:val="24"/>
                 <w:szCs w:val="28"/>
                 <w:lang w:eastAsia="ru-RU"/>
               </w:rPr>
@@ -152,8 +184,7 @@
           <m:e>
             <m:r>
               <w:rPr>
-                <w:rFonts w:ascii="Cambria Math" w:eastAsia="Times New Roman" w:hAnsi="Cambria Math" w:cs="Segoe UI"/>
-                <w:sz w:val="24"/>
+                <w:rFonts w:ascii="Cambria Math" w:eastAsia="Times New Roman" w:hAnsi="Cambria Math"/>
                 <w:szCs w:val="28"/>
                 <w:lang w:eastAsia="ru-RU"/>
               </w:rPr>
@@ -163,8 +194,7 @@
           <m:sup>
             <m:r>
               <w:rPr>
-                <w:rFonts w:ascii="Cambria Math" w:eastAsia="Times New Roman" w:hAnsi="Cambria Math" w:cs="Segoe UI"/>
-                <w:sz w:val="24"/>
+                <w:rFonts w:ascii="Cambria Math" w:eastAsia="Times New Roman" w:hAnsi="Cambria Math"/>
                 <w:szCs w:val="28"/>
                 <w:lang w:eastAsia="ru-RU"/>
               </w:rPr>
@@ -174,8 +204,7 @@
         </m:sSup>
         <m:r>
           <w:rPr>
-            <w:rFonts w:ascii="Cambria Math" w:eastAsia="Times New Roman" w:hAnsi="Cambria Math" w:cs="Segoe UI"/>
-            <w:sz w:val="24"/>
+            <w:rFonts w:ascii="Cambria Math" w:eastAsia="Times New Roman" w:hAnsi="Cambria Math"/>
             <w:szCs w:val="28"/>
             <w:lang w:eastAsia="ru-RU"/>
           </w:rPr>
@@ -189,10 +218,10 @@
           <w:ilvl w:val="0"/>
           <w:numId w:val="1"/>
         </w:numPr>
-        <w:spacing w:before="100" w:beforeAutospacing="1" w:after="0" w:line="240" w:lineRule="auto"/>
+        <w:spacing w:before="100" w:beforeAutospacing="1"/>
+        <w:ind w:firstLine="0"/>
         <w:rPr>
-          <w:rFonts w:ascii="Cambria Math" w:eastAsia="Times New Roman" w:hAnsi="Cambria Math" w:cs="Segoe UI"/>
-          <w:sz w:val="24"/>
+          <w:rFonts w:eastAsia="Times New Roman"/>
           <w:szCs w:val="28"/>
           <w:lang w:eastAsia="ru-RU"/>
         </w:rPr>
@@ -200,8 +229,7 @@
       <m:oMath>
         <m:r>
           <w:rPr>
-            <w:rFonts w:ascii="Cambria Math" w:eastAsia="Times New Roman" w:hAnsi="Cambria Math" w:cs="Segoe UI"/>
-            <w:sz w:val="24"/>
+            <w:rFonts w:ascii="Cambria Math" w:eastAsia="Times New Roman" w:hAnsi="Cambria Math"/>
             <w:szCs w:val="28"/>
             <w:lang w:eastAsia="ru-RU"/>
           </w:rPr>
@@ -211,9 +239,8 @@
           <m:sSupPr>
             <m:ctrlPr>
               <w:rPr>
-                <w:rFonts w:ascii="Cambria Math" w:eastAsia="Times New Roman" w:hAnsi="Cambria Math" w:cs="Segoe UI"/>
+                <w:rFonts w:ascii="Cambria Math" w:eastAsia="Times New Roman" w:hAnsi="Cambria Math"/>
                 <w:i/>
-                <w:sz w:val="24"/>
                 <w:szCs w:val="28"/>
                 <w:lang w:eastAsia="ru-RU"/>
               </w:rPr>
@@ -222,8 +249,7 @@
           <m:e>
             <m:r>
               <w:rPr>
-                <w:rFonts w:ascii="Cambria Math" w:eastAsia="Times New Roman" w:hAnsi="Cambria Math" w:cs="Segoe UI"/>
-                <w:sz w:val="24"/>
+                <w:rFonts w:ascii="Cambria Math" w:eastAsia="Times New Roman" w:hAnsi="Cambria Math"/>
                 <w:szCs w:val="28"/>
                 <w:lang w:eastAsia="ru-RU"/>
               </w:rPr>
@@ -233,8 +259,7 @@
           <m:sup>
             <m:r>
               <w:rPr>
-                <w:rFonts w:ascii="Cambria Math" w:eastAsia="Times New Roman" w:hAnsi="Cambria Math" w:cs="Segoe UI"/>
-                <w:sz w:val="24"/>
+                <w:rFonts w:ascii="Cambria Math" w:eastAsia="Times New Roman" w:hAnsi="Cambria Math"/>
                 <w:szCs w:val="28"/>
                 <w:lang w:eastAsia="ru-RU"/>
               </w:rPr>
@@ -244,8 +269,7 @@
         </m:sSup>
         <m:r>
           <w:rPr>
-            <w:rFonts w:ascii="Cambria Math" w:eastAsia="Times New Roman" w:hAnsi="Cambria Math" w:cs="Segoe UI"/>
-            <w:sz w:val="24"/>
+            <w:rFonts w:ascii="Cambria Math" w:eastAsia="Times New Roman" w:hAnsi="Cambria Math"/>
             <w:szCs w:val="28"/>
             <w:lang w:eastAsia="ru-RU"/>
           </w:rPr>
@@ -259,10 +283,10 @@
           <w:ilvl w:val="0"/>
           <w:numId w:val="1"/>
         </w:numPr>
-        <w:spacing w:before="100" w:beforeAutospacing="1" w:after="0" w:line="240" w:lineRule="auto"/>
+        <w:spacing w:before="100" w:beforeAutospacing="1"/>
+        <w:ind w:firstLine="0"/>
         <w:rPr>
-          <w:rFonts w:ascii="Cambria Math" w:eastAsia="Times New Roman" w:hAnsi="Cambria Math" w:cs="Segoe UI"/>
-          <w:sz w:val="24"/>
+          <w:rFonts w:eastAsia="Times New Roman"/>
           <w:szCs w:val="28"/>
           <w:lang w:eastAsia="ru-RU"/>
         </w:rPr>
@@ -270,8 +294,7 @@
       <m:oMath>
         <m:r>
           <w:rPr>
-            <w:rFonts w:ascii="Cambria Math" w:eastAsia="Times New Roman" w:hAnsi="Cambria Math" w:cs="Segoe UI"/>
-            <w:sz w:val="24"/>
+            <w:rFonts w:ascii="Cambria Math" w:eastAsia="Times New Roman" w:hAnsi="Cambria Math"/>
             <w:szCs w:val="28"/>
             <w:lang w:eastAsia="ru-RU"/>
           </w:rPr>
@@ -281,9 +304,8 @@
           <m:sSupPr>
             <m:ctrlPr>
               <w:rPr>
-                <w:rFonts w:ascii="Cambria Math" w:eastAsia="Times New Roman" w:hAnsi="Cambria Math" w:cs="Segoe UI"/>
+                <w:rFonts w:ascii="Cambria Math" w:eastAsia="Times New Roman" w:hAnsi="Cambria Math"/>
                 <w:i/>
-                <w:sz w:val="24"/>
                 <w:szCs w:val="28"/>
                 <w:lang w:eastAsia="ru-RU"/>
               </w:rPr>
@@ -292,8 +314,7 @@
           <m:e>
             <m:r>
               <w:rPr>
-                <w:rFonts w:ascii="Cambria Math" w:eastAsia="Times New Roman" w:hAnsi="Cambria Math" w:cs="Segoe UI"/>
-                <w:sz w:val="24"/>
+                <w:rFonts w:ascii="Cambria Math" w:eastAsia="Times New Roman" w:hAnsi="Cambria Math"/>
                 <w:szCs w:val="28"/>
                 <w:lang w:eastAsia="ru-RU"/>
               </w:rPr>
@@ -303,8 +324,7 @@
           <m:sup>
             <m:r>
               <w:rPr>
-                <w:rFonts w:ascii="Cambria Math" w:eastAsia="Times New Roman" w:hAnsi="Cambria Math" w:cs="Segoe UI"/>
-                <w:sz w:val="24"/>
+                <w:rFonts w:ascii="Cambria Math" w:eastAsia="Times New Roman" w:hAnsi="Cambria Math"/>
                 <w:szCs w:val="28"/>
                 <w:lang w:eastAsia="ru-RU"/>
               </w:rPr>
@@ -314,8 +334,7 @@
         </m:sSup>
         <m:r>
           <w:rPr>
-            <w:rFonts w:ascii="Cambria Math" w:eastAsia="Times New Roman" w:hAnsi="Cambria Math" w:cs="Segoe UI"/>
-            <w:sz w:val="24"/>
+            <w:rFonts w:ascii="Cambria Math" w:eastAsia="Times New Roman" w:hAnsi="Cambria Math"/>
             <w:szCs w:val="28"/>
             <w:lang w:eastAsia="ru-RU"/>
           </w:rPr>
@@ -329,10 +348,10 @@
           <w:ilvl w:val="0"/>
           <w:numId w:val="1"/>
         </w:numPr>
-        <w:spacing w:before="100" w:beforeAutospacing="1" w:after="0" w:line="240" w:lineRule="auto"/>
+        <w:spacing w:before="100" w:beforeAutospacing="1"/>
+        <w:ind w:firstLine="0"/>
         <w:rPr>
-          <w:rFonts w:ascii="Cambria Math" w:eastAsia="Times New Roman" w:hAnsi="Cambria Math" w:cs="Segoe UI"/>
-          <w:sz w:val="24"/>
+          <w:rFonts w:eastAsia="Times New Roman"/>
           <w:szCs w:val="28"/>
           <w:lang w:eastAsia="ru-RU"/>
         </w:rPr>
@@ -340,8 +359,7 @@
       <m:oMath>
         <m:r>
           <w:rPr>
-            <w:rFonts w:ascii="Cambria Math" w:eastAsia="Times New Roman" w:hAnsi="Cambria Math" w:cs="Segoe UI"/>
-            <w:sz w:val="24"/>
+            <w:rFonts w:ascii="Cambria Math" w:eastAsia="Times New Roman" w:hAnsi="Cambria Math"/>
             <w:szCs w:val="28"/>
             <w:lang w:eastAsia="ru-RU"/>
           </w:rPr>
@@ -351,9 +369,8 @@
           <m:sSupPr>
             <m:ctrlPr>
               <w:rPr>
-                <w:rFonts w:ascii="Cambria Math" w:eastAsia="Times New Roman" w:hAnsi="Cambria Math" w:cs="Segoe UI"/>
+                <w:rFonts w:ascii="Cambria Math" w:eastAsia="Times New Roman" w:hAnsi="Cambria Math"/>
                 <w:i/>
-                <w:sz w:val="24"/>
                 <w:szCs w:val="28"/>
                 <w:lang w:eastAsia="ru-RU"/>
               </w:rPr>
@@ -362,8 +379,7 @@
           <m:e>
             <m:r>
               <w:rPr>
-                <w:rFonts w:ascii="Cambria Math" w:eastAsia="Times New Roman" w:hAnsi="Cambria Math" w:cs="Segoe UI"/>
-                <w:sz w:val="24"/>
+                <w:rFonts w:ascii="Cambria Math" w:eastAsia="Times New Roman" w:hAnsi="Cambria Math"/>
                 <w:szCs w:val="28"/>
                 <w:lang w:eastAsia="ru-RU"/>
               </w:rPr>
@@ -373,8 +389,7 @@
           <m:sup>
             <m:r>
               <w:rPr>
-                <w:rFonts w:ascii="Cambria Math" w:eastAsia="Times New Roman" w:hAnsi="Cambria Math" w:cs="Segoe UI"/>
-                <w:sz w:val="24"/>
+                <w:rFonts w:ascii="Cambria Math" w:eastAsia="Times New Roman" w:hAnsi="Cambria Math"/>
                 <w:szCs w:val="28"/>
                 <w:lang w:eastAsia="ru-RU"/>
               </w:rPr>
@@ -384,14 +399,30 @@
         </m:sSup>
         <m:r>
           <w:rPr>
-            <w:rFonts w:ascii="Cambria Math" w:eastAsia="Times New Roman" w:hAnsi="Cambria Math" w:cs="Segoe UI"/>
-            <w:sz w:val="24"/>
+            <w:rFonts w:ascii="Cambria Math" w:eastAsia="Times New Roman" w:hAnsi="Cambria Math"/>
             <w:szCs w:val="28"/>
             <w:lang w:eastAsia="ru-RU"/>
           </w:rPr>
           <m:t>– 6x + 6</m:t>
         </m:r>
       </m:oMath>
+    </w:p>
+    <w:p>
+      <w:pPr>
+        <w:spacing w:beforeAutospacing="1"/>
+        <w:rPr>
+          <w:rFonts w:eastAsia="Times New Roman"/>
+          <w:szCs w:val="28"/>
+          <w:lang w:eastAsia="ru-RU"/>
+        </w:rPr>
+        <w:sectPr>
+          <w:type w:val="continuous"/>
+          <w:pgSz w:w="11906" w:h="16838"/>
+          <w:pgMar w:top="850" w:right="850" w:bottom="850" w:left="850" w:header="708" w:footer="708" w:gutter="0"/>
+          <w:cols w:num="2" w:space="708"/>
+          <w:docGrid w:linePitch="360"/>
+        </w:sectPr>
+      </w:pPr>
     </w:p>
     <w:tbl>
       <w:tblPr>
@@ -418,18 +449,16 @@
           </w:tcPr>
           <w:p>
             <w:pPr>
-              <w:spacing w:before="100" w:beforeAutospacing="1"/>
-              <w:rPr>
-                <w:rFonts w:ascii="Cambria Math" w:eastAsia="Times New Roman" w:hAnsi="Cambria Math" w:cs="Segoe UI"/>
-                <w:sz w:val="24"/>
+              <w:spacing w:beforeAutospacing="1"/>
+              <w:rPr>
+                <w:rFonts w:eastAsia="Times New Roman"/>
                 <w:szCs w:val="28"/>
                 <w:lang w:eastAsia="ru-RU"/>
               </w:rPr>
             </w:pPr>
             <w:r>
               <w:rPr>
-                <w:rFonts w:ascii="Cambria Math" w:eastAsia="Times New Roman" w:hAnsi="Cambria Math" w:cs="Segoe UI"/>
-                <w:sz w:val="24"/>
+                <w:rFonts w:eastAsia="Times New Roman"/>
                 <w:szCs w:val="28"/>
                 <w:lang w:eastAsia="ru-RU"/>
               </w:rPr>
@@ -444,19 +473,17 @@
           </w:tcPr>
           <w:p>
             <w:pPr>
-              <w:spacing w:before="100" w:beforeAutospacing="1"/>
+              <w:spacing w:beforeAutospacing="1"/>
               <w:jc w:val="center"/>
               <w:rPr>
-                <w:rFonts w:ascii="Cambria Math" w:eastAsia="Times New Roman" w:hAnsi="Cambria Math" w:cs="Segoe UI"/>
-                <w:sz w:val="24"/>
+                <w:rFonts w:eastAsia="Times New Roman"/>
                 <w:szCs w:val="28"/>
                 <w:lang w:eastAsia="ru-RU"/>
               </w:rPr>
             </w:pPr>
             <w:r>
               <w:rPr>
-                <w:rFonts w:ascii="Cambria Math" w:eastAsia="Times New Roman" w:hAnsi="Cambria Math" w:cs="Segoe UI"/>
-                <w:sz w:val="24"/>
+                <w:rFonts w:eastAsia="Times New Roman"/>
                 <w:szCs w:val="28"/>
                 <w:lang w:eastAsia="ru-RU"/>
               </w:rPr>
@@ -471,19 +498,17 @@
           </w:tcPr>
           <w:p>
             <w:pPr>
-              <w:spacing w:before="100" w:beforeAutospacing="1"/>
+              <w:spacing w:beforeAutospacing="1"/>
               <w:jc w:val="center"/>
               <w:rPr>
-                <w:rFonts w:ascii="Cambria Math" w:eastAsia="Times New Roman" w:hAnsi="Cambria Math" w:cs="Segoe UI"/>
-                <w:sz w:val="24"/>
+                <w:rFonts w:eastAsia="Times New Roman"/>
                 <w:szCs w:val="28"/>
                 <w:lang w:eastAsia="ru-RU"/>
               </w:rPr>
             </w:pPr>
             <w:r>
               <w:rPr>
-                <w:rFonts w:ascii="Cambria Math" w:eastAsia="Times New Roman" w:hAnsi="Cambria Math" w:cs="Segoe UI"/>
-                <w:sz w:val="24"/>
+                <w:rFonts w:eastAsia="Times New Roman"/>
                 <w:szCs w:val="28"/>
                 <w:lang w:eastAsia="ru-RU"/>
               </w:rPr>
@@ -498,19 +523,17 @@
           </w:tcPr>
           <w:p>
             <w:pPr>
-              <w:spacing w:before="100" w:beforeAutospacing="1"/>
+              <w:spacing w:beforeAutospacing="1"/>
               <w:jc w:val="center"/>
               <w:rPr>
-                <w:rFonts w:ascii="Cambria Math" w:eastAsia="Times New Roman" w:hAnsi="Cambria Math" w:cs="Segoe UI"/>
-                <w:sz w:val="24"/>
+                <w:rFonts w:eastAsia="Times New Roman"/>
                 <w:szCs w:val="28"/>
                 <w:lang w:eastAsia="ru-RU"/>
               </w:rPr>
             </w:pPr>
             <w:r>
               <w:rPr>
-                <w:rFonts w:ascii="Cambria Math" w:eastAsia="Times New Roman" w:hAnsi="Cambria Math" w:cs="Segoe UI"/>
-                <w:sz w:val="24"/>
+                <w:rFonts w:eastAsia="Times New Roman"/>
                 <w:szCs w:val="28"/>
                 <w:lang w:eastAsia="ru-RU"/>
               </w:rPr>
@@ -531,10 +554,9 @@
           </w:tcPr>
           <w:p>
             <w:pPr>
-              <w:spacing w:before="100" w:beforeAutospacing="1"/>
-              <w:rPr>
-                <w:rFonts w:ascii="Cambria Math" w:eastAsia="Times New Roman" w:hAnsi="Cambria Math" w:cs="Segoe UI"/>
-                <w:sz w:val="24"/>
+              <w:spacing w:beforeAutospacing="1"/>
+              <w:rPr>
+                <w:rFonts w:eastAsia="Times New Roman"/>
                 <w:szCs w:val="28"/>
                 <w:lang w:eastAsia="ru-RU"/>
               </w:rPr>
@@ -547,10 +569,10 @@
           </w:tcPr>
           <w:p>
             <w:pPr>
-              <w:spacing w:before="100" w:beforeAutospacing="1"/>
-              <w:rPr>
-                <w:rFonts w:ascii="Cambria Math" w:eastAsia="Times New Roman" w:hAnsi="Cambria Math" w:cs="Segoe UI"/>
-                <w:sz w:val="24"/>
+              <w:spacing w:beforeAutospacing="1"/>
+              <w:jc w:val="center"/>
+              <w:rPr>
+                <w:rFonts w:eastAsia="Times New Roman"/>
                 <w:szCs w:val="28"/>
                 <w:lang w:eastAsia="ru-RU"/>
               </w:rPr>
@@ -563,10 +585,10 @@
           </w:tcPr>
           <w:p>
             <w:pPr>
-              <w:spacing w:before="100" w:beforeAutospacing="1"/>
-              <w:rPr>
-                <w:rFonts w:ascii="Cambria Math" w:eastAsia="Times New Roman" w:hAnsi="Cambria Math" w:cs="Segoe UI"/>
-                <w:sz w:val="24"/>
+              <w:spacing w:beforeAutospacing="1"/>
+              <w:jc w:val="center"/>
+              <w:rPr>
+                <w:rFonts w:eastAsia="Times New Roman"/>
                 <w:szCs w:val="28"/>
                 <w:lang w:eastAsia="ru-RU"/>
               </w:rPr>
@@ -579,10 +601,10 @@
           </w:tcPr>
           <w:p>
             <w:pPr>
-              <w:spacing w:before="100" w:beforeAutospacing="1"/>
-              <w:rPr>
-                <w:rFonts w:ascii="Cambria Math" w:eastAsia="Times New Roman" w:hAnsi="Cambria Math" w:cs="Segoe UI"/>
-                <w:sz w:val="24"/>
+              <w:spacing w:beforeAutospacing="1"/>
+              <w:jc w:val="center"/>
+              <w:rPr>
+                <w:rFonts w:eastAsia="Times New Roman"/>
                 <w:szCs w:val="28"/>
                 <w:lang w:eastAsia="ru-RU"/>
               </w:rPr>
@@ -591,16 +613,11 @@
         </w:tc>
       </w:tr>
     </w:tbl>
-    <w:p>
-      <w:pPr>
-        <w:rPr>
-          <w:sz w:val="24"/>
-        </w:rPr>
-      </w:pPr>
-    </w:p>
+    <w:p/>
     <w:sectPr>
+      <w:type w:val="continuous"/>
       <w:pgSz w:w="11906" w:h="16838"/>
-      <w:pgMar w:top="1134" w:right="850" w:bottom="1134" w:left="1701" w:header="708" w:footer="708" w:gutter="0"/>
+      <w:pgMar w:top="850" w:right="850" w:bottom="850" w:left="850" w:header="708" w:footer="708" w:gutter="0"/>
       <w:cols w:space="708"/>
       <w:docGrid w:linePitch="360"/>
     </w:sectPr>
@@ -1132,6 +1149,14 @@
   <w:style w:type="paragraph" w:default="1" w:styleId="a">
     <w:name w:val="Normal"/>
     <w:qFormat/>
+    <w:pPr>
+      <w:spacing w:after="0" w:line="240" w:lineRule="auto"/>
+      <w:jc w:val="both"/>
+    </w:pPr>
+    <w:rPr>
+      <w:rFonts w:ascii="Times New Roman" w:hAnsi="Times New Roman" w:cs="Times New Roman"/>
+      <w:sz w:val="24"/>
+    </w:rPr>
   </w:style>
   <w:style w:type="character" w:default="1" w:styleId="a0">
     <w:name w:val="Default Paragraph Font"/>
